--- a/templates/md2word模板.docx
+++ b/templates/md2word模板.docx
@@ -1,6 +1,6 @@
 
 <file path=word/document.xml><?xml version="1.0" encoding="utf-8"?>
-<w:document xmlns:wpc="http://schemas.microsoft.com/office/word/2010/wordprocessingCanvas" xmlns:cx="http://schemas.microsoft.com/office/drawing/2014/chartex" xmlns:cx1="http://schemas.microsoft.com/office/drawing/2015/9/8/chartex" xmlns:cx2="http://schemas.microsoft.com/office/drawing/2015/10/21/chartex" xmlns:cx3="http://schemas.microsoft.com/office/drawing/2016/5/9/chartex" xmlns:cx4="http://schemas.microsoft.com/office/drawing/2016/5/10/chartex" xmlns:cx5="http://schemas.microsoft.com/office/drawing/2016/5/11/chartex" xmlns:cx6="http://schemas.microsoft.com/office/drawing/2016/5/12/chartex" xmlns:cx7="http://schemas.microsoft.com/office/drawing/2016/5/13/chartex" xmlns:cx8="http://schemas.microsoft.com/office/drawing/2016/5/14/chartex" xmlns:mc="http://schemas.openxmlformats.org/markup-compatibility/2006" xmlns:aink="http://schemas.microsoft.com/office/drawing/2016/ink" xmlns:am3d="http://schemas.microsoft.com/office/drawing/2017/model3d" xmlns:o="urn:schemas-microsoft-com:office:office" xmlns:oel="http://schemas.microsoft.com/office/2019/extlst" xmlns:r="http://schemas.openxmlformats.org/officeDocument/2006/relationships" xmlns:m="http://schemas.openxmlformats.org/officeDocument/2006/math" xmlns:v="urn:schemas-microsoft-com:vml" xmlns:wp14="http://schemas.microsoft.com/office/word/2010/wordprocessingDrawing" xmlns:wp="http://schemas.openxmlformats.org/drawingml/2006/wordprocessingDrawing" xmlns:w10="urn:schemas-microsoft-com:office:word" xmlns:w="http://schemas.openxmlformats.org/wordprocessingml/2006/main" xmlns:w14="http://schemas.microsoft.com/office/word/2010/wordml" xmlns:w15="http://schemas.microsoft.com/office/word/2012/wordml" xmlns:w16cex="http://schemas.microsoft.com/office/word/2018/wordml/cex" xmlns:w16cid="http://schemas.microsoft.com/office/word/2016/wordml/cid" xmlns:w16="http://schemas.microsoft.com/office/word/2018/wordml" xmlns:w16du="http://schemas.microsoft.com/office/word/2023/wordml/word16du" xmlns:w16sdtdh="http://schemas.microsoft.com/office/word/2020/wordml/sdtdatahash" xmlns:w16sdtfl="http://schemas.microsoft.com/office/word/2024/wordml/sdtformatlock" xmlns:w16se="http://schemas.microsoft.com/office/word/2015/wordml/symex" xmlns:wpg="http://schemas.microsoft.com/office/word/2010/wordprocessingGroup" xmlns:wpi="http://schemas.microsoft.com/office/word/2010/wordprocessingInk" xmlns:wne="http://schemas.microsoft.com/office/word/2006/wordml" xmlns:wps="http://schemas.microsoft.com/office/word/2010/wordprocessingShape" mc:Ignorable="w14 w15 w16se w16cid w16 w16cex w16sdtdh w16sdtfl w16du wp14">
+<w:document xmlns:wpc="http://schemas.microsoft.com/office/word/2010/wordprocessingCanvas" xmlns:cx="http://schemas.microsoft.com/office/drawing/2014/chartex" xmlns:cx1="http://schemas.microsoft.com/office/drawing/2015/9/8/chartex" xmlns:cx2="http://schemas.microsoft.com/office/drawing/2015/10/21/chartex" xmlns:cx3="http://schemas.microsoft.com/office/drawing/2016/5/9/chartex" xmlns:cx4="http://schemas.microsoft.com/office/drawing/2016/5/10/chartex" xmlns:cx5="http://schemas.microsoft.com/office/drawing/2016/5/11/chartex" xmlns:cx6="http://schemas.microsoft.com/office/drawing/2016/5/12/chartex" xmlns:cx7="http://schemas.microsoft.com/office/drawing/2016/5/13/chartex" xmlns:cx8="http://schemas.microsoft.com/office/drawing/2016/5/14/chartex" xmlns:mc="http://schemas.openxmlformats.org/markup-compatibility/2006" xmlns:aink="http://schemas.microsoft.com/office/drawing/2016/ink" xmlns:am3d="http://schemas.microsoft.com/office/drawing/2017/model3d" xmlns:o="urn:schemas-microsoft-com:office:office" xmlns:oel="http://schemas.microsoft.com/office/2019/extlst" xmlns:r="http://schemas.openxmlformats.org/officeDocument/2006/relationships" xmlns:m="http://schemas.openxmlformats.org/officeDocument/2006/math" xmlns:v="urn:schemas-microsoft-com:vml" xmlns:wp14="http://schemas.microsoft.com/office/word/2010/wordprocessingDrawing" xmlns:wp="http://schemas.openxmlformats.org/drawingml/2006/wordprocessingDrawing" xmlns:w10="urn:schemas-microsoft-com:office:word" xmlns:w="http://schemas.openxmlformats.org/wordprocessingml/2006/main" xmlns:w14="http://schemas.microsoft.com/office/word/2010/wordml" xmlns:w15="http://schemas.microsoft.com/office/word/2012/wordml" xmlns:w16cei="http://schemas.microsoft.com/office/word/2026/wordml/cei" xmlns:w16cex="http://schemas.microsoft.com/office/word/2018/wordml/cex" xmlns:w16cid="http://schemas.microsoft.com/office/word/2016/wordml/cid" xmlns:w16="http://schemas.microsoft.com/office/word/2018/wordml" xmlns:w16du="http://schemas.microsoft.com/office/word/2023/wordml/word16du" xmlns:w16sdtdh="http://schemas.microsoft.com/office/word/2020/wordml/sdtdatahash" xmlns:w16sdtfl="http://schemas.microsoft.com/office/word/2024/wordml/sdtformatlock" xmlns:w16se="http://schemas.microsoft.com/office/word/2015/wordml/symex" xmlns:wpg="http://schemas.microsoft.com/office/word/2010/wordprocessingGroup" xmlns:wpi="http://schemas.microsoft.com/office/word/2010/wordprocessingInk" xmlns:wne="http://schemas.microsoft.com/office/word/2006/wordml" xmlns:wps="http://schemas.microsoft.com/office/word/2010/wordprocessingShape" mc:Ignorable="w14 w15 w16se w16cid w16 w16cex w16sdtdh w16sdtfl w16du wp14">
   <w:body>
     <w:p>
       <w:pPr>
@@ -784,21 +784,37 @@
                 <w:noProof/>
                 <w:webHidden/>
               </w:rPr>
-            </w:r>
-            <w:r>
-              <w:rPr>
-                <w:rFonts w:hint="eastAsia"/>
-                <w:noProof/>
-                <w:webHidden/>
-              </w:rPr>
               <w:fldChar w:fldCharType="separate"/>
             </w:r>
             <w:r>
               <w:rPr>
-                <w:noProof/>
-                <w:webHidden/>
-              </w:rPr>
-              <w:t>1</w:t>
+                <w:rFonts w:hint="eastAsia"/>
+                <w:b/>
+                <w:bCs/>
+                <w:noProof/>
+                <w:webHidden/>
+              </w:rPr>
+              <w:t>错误</w:t>
+            </w:r>
+            <w:r>
+              <w:rPr>
+                <w:rFonts w:hint="eastAsia"/>
+                <w:b/>
+                <w:bCs/>
+                <w:noProof/>
+                <w:webHidden/>
+              </w:rPr>
+              <w:t>!</w:t>
+            </w:r>
+            <w:r>
+              <w:rPr>
+                <w:rFonts w:hint="eastAsia"/>
+                <w:b/>
+                <w:bCs/>
+                <w:noProof/>
+                <w:webHidden/>
+              </w:rPr>
+              <w:t>未定义书签。</w:t>
             </w:r>
             <w:r>
               <w:rPr>
@@ -898,21 +914,37 @@
                 <w:noProof/>
                 <w:webHidden/>
               </w:rPr>
-            </w:r>
-            <w:r>
-              <w:rPr>
-                <w:rFonts w:hint="eastAsia"/>
-                <w:noProof/>
-                <w:webHidden/>
-              </w:rPr>
               <w:fldChar w:fldCharType="separate"/>
             </w:r>
             <w:r>
               <w:rPr>
-                <w:noProof/>
-                <w:webHidden/>
-              </w:rPr>
-              <w:t>1</w:t>
+                <w:rFonts w:hint="eastAsia"/>
+                <w:b/>
+                <w:bCs/>
+                <w:noProof/>
+                <w:webHidden/>
+              </w:rPr>
+              <w:t>错误</w:t>
+            </w:r>
+            <w:r>
+              <w:rPr>
+                <w:rFonts w:hint="eastAsia"/>
+                <w:b/>
+                <w:bCs/>
+                <w:noProof/>
+                <w:webHidden/>
+              </w:rPr>
+              <w:t>!</w:t>
+            </w:r>
+            <w:r>
+              <w:rPr>
+                <w:rFonts w:hint="eastAsia"/>
+                <w:b/>
+                <w:bCs/>
+                <w:noProof/>
+                <w:webHidden/>
+              </w:rPr>
+              <w:t>未定义书签。</w:t>
             </w:r>
             <w:r>
               <w:rPr>
@@ -1012,21 +1044,37 @@
                 <w:noProof/>
                 <w:webHidden/>
               </w:rPr>
-            </w:r>
-            <w:r>
-              <w:rPr>
-                <w:rFonts w:hint="eastAsia"/>
-                <w:noProof/>
-                <w:webHidden/>
-              </w:rPr>
               <w:fldChar w:fldCharType="separate"/>
             </w:r>
             <w:r>
               <w:rPr>
-                <w:noProof/>
-                <w:webHidden/>
-              </w:rPr>
-              <w:t>1</w:t>
+                <w:rFonts w:hint="eastAsia"/>
+                <w:b/>
+                <w:bCs/>
+                <w:noProof/>
+                <w:webHidden/>
+              </w:rPr>
+              <w:t>错误</w:t>
+            </w:r>
+            <w:r>
+              <w:rPr>
+                <w:rFonts w:hint="eastAsia"/>
+                <w:b/>
+                <w:bCs/>
+                <w:noProof/>
+                <w:webHidden/>
+              </w:rPr>
+              <w:t>!</w:t>
+            </w:r>
+            <w:r>
+              <w:rPr>
+                <w:rFonts w:hint="eastAsia"/>
+                <w:b/>
+                <w:bCs/>
+                <w:noProof/>
+                <w:webHidden/>
+              </w:rPr>
+              <w:t>未定义书签。</w:t>
             </w:r>
             <w:r>
               <w:rPr>
@@ -1126,21 +1174,37 @@
                 <w:noProof/>
                 <w:webHidden/>
               </w:rPr>
-            </w:r>
-            <w:r>
-              <w:rPr>
-                <w:rFonts w:hint="eastAsia"/>
-                <w:noProof/>
-                <w:webHidden/>
-              </w:rPr>
               <w:fldChar w:fldCharType="separate"/>
             </w:r>
             <w:r>
               <w:rPr>
-                <w:noProof/>
-                <w:webHidden/>
-              </w:rPr>
-              <w:t>1</w:t>
+                <w:rFonts w:hint="eastAsia"/>
+                <w:b/>
+                <w:bCs/>
+                <w:noProof/>
+                <w:webHidden/>
+              </w:rPr>
+              <w:t>错误</w:t>
+            </w:r>
+            <w:r>
+              <w:rPr>
+                <w:rFonts w:hint="eastAsia"/>
+                <w:b/>
+                <w:bCs/>
+                <w:noProof/>
+                <w:webHidden/>
+              </w:rPr>
+              <w:t>!</w:t>
+            </w:r>
+            <w:r>
+              <w:rPr>
+                <w:rFonts w:hint="eastAsia"/>
+                <w:b/>
+                <w:bCs/>
+                <w:noProof/>
+                <w:webHidden/>
+              </w:rPr>
+              <w:t>未定义书签。</w:t>
             </w:r>
             <w:r>
               <w:rPr>
@@ -1240,21 +1304,37 @@
                 <w:noProof/>
                 <w:webHidden/>
               </w:rPr>
-            </w:r>
-            <w:r>
-              <w:rPr>
-                <w:rFonts w:hint="eastAsia"/>
-                <w:noProof/>
-                <w:webHidden/>
-              </w:rPr>
               <w:fldChar w:fldCharType="separate"/>
             </w:r>
             <w:r>
               <w:rPr>
-                <w:noProof/>
-                <w:webHidden/>
-              </w:rPr>
-              <w:t>1</w:t>
+                <w:rFonts w:hint="eastAsia"/>
+                <w:b/>
+                <w:bCs/>
+                <w:noProof/>
+                <w:webHidden/>
+              </w:rPr>
+              <w:t>错误</w:t>
+            </w:r>
+            <w:r>
+              <w:rPr>
+                <w:rFonts w:hint="eastAsia"/>
+                <w:b/>
+                <w:bCs/>
+                <w:noProof/>
+                <w:webHidden/>
+              </w:rPr>
+              <w:t>!</w:t>
+            </w:r>
+            <w:r>
+              <w:rPr>
+                <w:rFonts w:hint="eastAsia"/>
+                <w:b/>
+                <w:bCs/>
+                <w:noProof/>
+                <w:webHidden/>
+              </w:rPr>
+              <w:t>未定义书签。</w:t>
             </w:r>
             <w:r>
               <w:rPr>
@@ -1354,21 +1434,37 @@
                 <w:noProof/>
                 <w:webHidden/>
               </w:rPr>
-            </w:r>
-            <w:r>
-              <w:rPr>
-                <w:rFonts w:hint="eastAsia"/>
-                <w:noProof/>
-                <w:webHidden/>
-              </w:rPr>
               <w:fldChar w:fldCharType="separate"/>
             </w:r>
             <w:r>
               <w:rPr>
-                <w:noProof/>
-                <w:webHidden/>
-              </w:rPr>
-              <w:t>1</w:t>
+                <w:rFonts w:hint="eastAsia"/>
+                <w:b/>
+                <w:bCs/>
+                <w:noProof/>
+                <w:webHidden/>
+              </w:rPr>
+              <w:t>错误</w:t>
+            </w:r>
+            <w:r>
+              <w:rPr>
+                <w:rFonts w:hint="eastAsia"/>
+                <w:b/>
+                <w:bCs/>
+                <w:noProof/>
+                <w:webHidden/>
+              </w:rPr>
+              <w:t>!</w:t>
+            </w:r>
+            <w:r>
+              <w:rPr>
+                <w:rFonts w:hint="eastAsia"/>
+                <w:b/>
+                <w:bCs/>
+                <w:noProof/>
+                <w:webHidden/>
+              </w:rPr>
+              <w:t>未定义书签。</w:t>
             </w:r>
             <w:r>
               <w:rPr>
@@ -1468,21 +1564,37 @@
                 <w:noProof/>
                 <w:webHidden/>
               </w:rPr>
-            </w:r>
-            <w:r>
-              <w:rPr>
-                <w:rFonts w:hint="eastAsia"/>
-                <w:noProof/>
-                <w:webHidden/>
-              </w:rPr>
               <w:fldChar w:fldCharType="separate"/>
             </w:r>
             <w:r>
               <w:rPr>
-                <w:noProof/>
-                <w:webHidden/>
-              </w:rPr>
-              <w:t>1</w:t>
+                <w:rFonts w:hint="eastAsia"/>
+                <w:b/>
+                <w:bCs/>
+                <w:noProof/>
+                <w:webHidden/>
+              </w:rPr>
+              <w:t>错误</w:t>
+            </w:r>
+            <w:r>
+              <w:rPr>
+                <w:rFonts w:hint="eastAsia"/>
+                <w:b/>
+                <w:bCs/>
+                <w:noProof/>
+                <w:webHidden/>
+              </w:rPr>
+              <w:t>!</w:t>
+            </w:r>
+            <w:r>
+              <w:rPr>
+                <w:rFonts w:hint="eastAsia"/>
+                <w:b/>
+                <w:bCs/>
+                <w:noProof/>
+                <w:webHidden/>
+              </w:rPr>
+              <w:t>未定义书签。</w:t>
             </w:r>
             <w:r>
               <w:rPr>
@@ -1582,21 +1694,37 @@
                 <w:noProof/>
                 <w:webHidden/>
               </w:rPr>
-            </w:r>
-            <w:r>
-              <w:rPr>
-                <w:rFonts w:hint="eastAsia"/>
-                <w:noProof/>
-                <w:webHidden/>
-              </w:rPr>
               <w:fldChar w:fldCharType="separate"/>
             </w:r>
             <w:r>
               <w:rPr>
-                <w:noProof/>
-                <w:webHidden/>
-              </w:rPr>
-              <w:t>1</w:t>
+                <w:rFonts w:hint="eastAsia"/>
+                <w:b/>
+                <w:bCs/>
+                <w:noProof/>
+                <w:webHidden/>
+              </w:rPr>
+              <w:t>错误</w:t>
+            </w:r>
+            <w:r>
+              <w:rPr>
+                <w:rFonts w:hint="eastAsia"/>
+                <w:b/>
+                <w:bCs/>
+                <w:noProof/>
+                <w:webHidden/>
+              </w:rPr>
+              <w:t>!</w:t>
+            </w:r>
+            <w:r>
+              <w:rPr>
+                <w:rFonts w:hint="eastAsia"/>
+                <w:b/>
+                <w:bCs/>
+                <w:noProof/>
+                <w:webHidden/>
+              </w:rPr>
+              <w:t>未定义书签。</w:t>
             </w:r>
             <w:r>
               <w:rPr>
@@ -1696,21 +1824,37 @@
                 <w:noProof/>
                 <w:webHidden/>
               </w:rPr>
-            </w:r>
-            <w:r>
-              <w:rPr>
-                <w:rFonts w:hint="eastAsia"/>
-                <w:noProof/>
-                <w:webHidden/>
-              </w:rPr>
               <w:fldChar w:fldCharType="separate"/>
             </w:r>
             <w:r>
               <w:rPr>
-                <w:noProof/>
-                <w:webHidden/>
-              </w:rPr>
-              <w:t>1</w:t>
+                <w:rFonts w:hint="eastAsia"/>
+                <w:b/>
+                <w:bCs/>
+                <w:noProof/>
+                <w:webHidden/>
+              </w:rPr>
+              <w:t>错误</w:t>
+            </w:r>
+            <w:r>
+              <w:rPr>
+                <w:rFonts w:hint="eastAsia"/>
+                <w:b/>
+                <w:bCs/>
+                <w:noProof/>
+                <w:webHidden/>
+              </w:rPr>
+              <w:t>!</w:t>
+            </w:r>
+            <w:r>
+              <w:rPr>
+                <w:rFonts w:hint="eastAsia"/>
+                <w:b/>
+                <w:bCs/>
+                <w:noProof/>
+                <w:webHidden/>
+              </w:rPr>
+              <w:t>未定义书签。</w:t>
             </w:r>
             <w:r>
               <w:rPr>
@@ -1810,21 +1954,37 @@
                 <w:noProof/>
                 <w:webHidden/>
               </w:rPr>
-            </w:r>
-            <w:r>
-              <w:rPr>
-                <w:rFonts w:hint="eastAsia"/>
-                <w:noProof/>
-                <w:webHidden/>
-              </w:rPr>
               <w:fldChar w:fldCharType="separate"/>
             </w:r>
             <w:r>
               <w:rPr>
-                <w:noProof/>
-                <w:webHidden/>
-              </w:rPr>
-              <w:t>1</w:t>
+                <w:rFonts w:hint="eastAsia"/>
+                <w:b/>
+                <w:bCs/>
+                <w:noProof/>
+                <w:webHidden/>
+              </w:rPr>
+              <w:t>错误</w:t>
+            </w:r>
+            <w:r>
+              <w:rPr>
+                <w:rFonts w:hint="eastAsia"/>
+                <w:b/>
+                <w:bCs/>
+                <w:noProof/>
+                <w:webHidden/>
+              </w:rPr>
+              <w:t>!</w:t>
+            </w:r>
+            <w:r>
+              <w:rPr>
+                <w:rFonts w:hint="eastAsia"/>
+                <w:b/>
+                <w:bCs/>
+                <w:noProof/>
+                <w:webHidden/>
+              </w:rPr>
+              <w:t>未定义书签。</w:t>
             </w:r>
             <w:r>
               <w:rPr>
@@ -1924,21 +2084,37 @@
                 <w:noProof/>
                 <w:webHidden/>
               </w:rPr>
-            </w:r>
-            <w:r>
-              <w:rPr>
-                <w:rFonts w:hint="eastAsia"/>
-                <w:noProof/>
-                <w:webHidden/>
-              </w:rPr>
               <w:fldChar w:fldCharType="separate"/>
             </w:r>
             <w:r>
               <w:rPr>
-                <w:noProof/>
-                <w:webHidden/>
-              </w:rPr>
-              <w:t>1</w:t>
+                <w:rFonts w:hint="eastAsia"/>
+                <w:b/>
+                <w:bCs/>
+                <w:noProof/>
+                <w:webHidden/>
+              </w:rPr>
+              <w:t>错误</w:t>
+            </w:r>
+            <w:r>
+              <w:rPr>
+                <w:rFonts w:hint="eastAsia"/>
+                <w:b/>
+                <w:bCs/>
+                <w:noProof/>
+                <w:webHidden/>
+              </w:rPr>
+              <w:t>!</w:t>
+            </w:r>
+            <w:r>
+              <w:rPr>
+                <w:rFonts w:hint="eastAsia"/>
+                <w:b/>
+                <w:bCs/>
+                <w:noProof/>
+                <w:webHidden/>
+              </w:rPr>
+              <w:t>未定义书签。</w:t>
             </w:r>
             <w:r>
               <w:rPr>
@@ -1962,6 +2138,7 @@
               <w:footerReference w:type="default" r:id="rId10"/>
               <w:pgSz w:w="11906" w:h="16838"/>
               <w:pgMar w:top="1440" w:right="1440" w:bottom="1440" w:left="1440" w:header="708" w:footer="708" w:gutter="0"/>
+              <w:pgNumType w:fmt="lowerRoman" w:start="1"/>
               <w:cols w:space="720"/>
               <w:docGrid w:linePitch="360"/>
             </w:sectPr>
@@ -1998,7 +2175,7 @@
 </file>
 
 <file path=word/endnotes.xml><?xml version="1.0" encoding="utf-8"?>
-<w:endnotes xmlns:wpc="http://schemas.microsoft.com/office/word/2010/wordprocessingCanvas" xmlns:cx="http://schemas.microsoft.com/office/drawing/2014/chartex" xmlns:cx1="http://schemas.microsoft.com/office/drawing/2015/9/8/chartex" xmlns:cx2="http://schemas.microsoft.com/office/drawing/2015/10/21/chartex" xmlns:cx3="http://schemas.microsoft.com/office/drawing/2016/5/9/chartex" xmlns:cx4="http://schemas.microsoft.com/office/drawing/2016/5/10/chartex" xmlns:cx5="http://schemas.microsoft.com/office/drawing/2016/5/11/chartex" xmlns:cx6="http://schemas.microsoft.com/office/drawing/2016/5/12/chartex" xmlns:cx7="http://schemas.microsoft.com/office/drawing/2016/5/13/chartex" xmlns:cx8="http://schemas.microsoft.com/office/drawing/2016/5/14/chartex" xmlns:mc="http://schemas.openxmlformats.org/markup-compatibility/2006" xmlns:aink="http://schemas.microsoft.com/office/drawing/2016/ink" xmlns:am3d="http://schemas.microsoft.com/office/drawing/2017/model3d" xmlns:o="urn:schemas-microsoft-com:office:office" xmlns:oel="http://schemas.microsoft.com/office/2019/extlst" xmlns:r="http://schemas.openxmlformats.org/officeDocument/2006/relationships" xmlns:m="http://schemas.openxmlformats.org/officeDocument/2006/math" xmlns:v="urn:schemas-microsoft-com:vml" xmlns:wp14="http://schemas.microsoft.com/office/word/2010/wordprocessingDrawing" xmlns:wp="http://schemas.openxmlformats.org/drawingml/2006/wordprocessingDrawing" xmlns:w10="urn:schemas-microsoft-com:office:word" xmlns:w="http://schemas.openxmlformats.org/wordprocessingml/2006/main" xmlns:w14="http://schemas.microsoft.com/office/word/2010/wordml" xmlns:w15="http://schemas.microsoft.com/office/word/2012/wordml" xmlns:w16cex="http://schemas.microsoft.com/office/word/2018/wordml/cex" xmlns:w16cid="http://schemas.microsoft.com/office/word/2016/wordml/cid" xmlns:w16="http://schemas.microsoft.com/office/word/2018/wordml" xmlns:w16du="http://schemas.microsoft.com/office/word/2023/wordml/word16du" xmlns:w16sdtdh="http://schemas.microsoft.com/office/word/2020/wordml/sdtdatahash" xmlns:w16sdtfl="http://schemas.microsoft.com/office/word/2024/wordml/sdtformatlock" xmlns:w16se="http://schemas.microsoft.com/office/word/2015/wordml/symex" xmlns:wpg="http://schemas.microsoft.com/office/word/2010/wordprocessingGroup" xmlns:wpi="http://schemas.microsoft.com/office/word/2010/wordprocessingInk" xmlns:wne="http://schemas.microsoft.com/office/word/2006/wordml" xmlns:wps="http://schemas.microsoft.com/office/word/2010/wordprocessingShape" mc:Ignorable="w14 w15 w16se w16cid w16 w16cex w16sdtdh w16sdtfl w16du wp14">
+<w:endnotes xmlns:wpc="http://schemas.microsoft.com/office/word/2010/wordprocessingCanvas" xmlns:cx="http://schemas.microsoft.com/office/drawing/2014/chartex" xmlns:cx1="http://schemas.microsoft.com/office/drawing/2015/9/8/chartex" xmlns:cx2="http://schemas.microsoft.com/office/drawing/2015/10/21/chartex" xmlns:cx3="http://schemas.microsoft.com/office/drawing/2016/5/9/chartex" xmlns:cx4="http://schemas.microsoft.com/office/drawing/2016/5/10/chartex" xmlns:cx5="http://schemas.microsoft.com/office/drawing/2016/5/11/chartex" xmlns:cx6="http://schemas.microsoft.com/office/drawing/2016/5/12/chartex" xmlns:cx7="http://schemas.microsoft.com/office/drawing/2016/5/13/chartex" xmlns:cx8="http://schemas.microsoft.com/office/drawing/2016/5/14/chartex" xmlns:mc="http://schemas.openxmlformats.org/markup-compatibility/2006" xmlns:aink="http://schemas.microsoft.com/office/drawing/2016/ink" xmlns:am3d="http://schemas.microsoft.com/office/drawing/2017/model3d" xmlns:o="urn:schemas-microsoft-com:office:office" xmlns:oel="http://schemas.microsoft.com/office/2019/extlst" xmlns:r="http://schemas.openxmlformats.org/officeDocument/2006/relationships" xmlns:m="http://schemas.openxmlformats.org/officeDocument/2006/math" xmlns:v="urn:schemas-microsoft-com:vml" xmlns:wp14="http://schemas.microsoft.com/office/word/2010/wordprocessingDrawing" xmlns:wp="http://schemas.openxmlformats.org/drawingml/2006/wordprocessingDrawing" xmlns:w10="urn:schemas-microsoft-com:office:word" xmlns:w="http://schemas.openxmlformats.org/wordprocessingml/2006/main" xmlns:w14="http://schemas.microsoft.com/office/word/2010/wordml" xmlns:w15="http://schemas.microsoft.com/office/word/2012/wordml" xmlns:w16cei="http://schemas.microsoft.com/office/word/2026/wordml/cei" xmlns:w16cex="http://schemas.microsoft.com/office/word/2018/wordml/cex" xmlns:w16cid="http://schemas.microsoft.com/office/word/2016/wordml/cid" xmlns:w16="http://schemas.microsoft.com/office/word/2018/wordml" xmlns:w16du="http://schemas.microsoft.com/office/word/2023/wordml/word16du" xmlns:w16sdtdh="http://schemas.microsoft.com/office/word/2020/wordml/sdtdatahash" xmlns:w16sdtfl="http://schemas.microsoft.com/office/word/2024/wordml/sdtformatlock" xmlns:w16se="http://schemas.microsoft.com/office/word/2015/wordml/symex" xmlns:wpg="http://schemas.microsoft.com/office/word/2010/wordprocessingGroup" xmlns:wpi="http://schemas.microsoft.com/office/word/2010/wordprocessingInk" xmlns:wne="http://schemas.microsoft.com/office/word/2006/wordml" xmlns:wps="http://schemas.microsoft.com/office/word/2010/wordprocessingShape" mc:Ignorable="w14 w15 w16se w16cid w16 w16cex w16sdtdh w16sdtfl w16du wp14">
   <w:endnote w:type="separator" w:id="-1">
     <w:p>
       <w:pPr>
@@ -2023,7 +2200,7 @@
 </file>
 
 <file path=word/footer1.xml><?xml version="1.0" encoding="utf-8"?>
-<w:ftr xmlns:wpc="http://schemas.microsoft.com/office/word/2010/wordprocessingCanvas" xmlns:cx="http://schemas.microsoft.com/office/drawing/2014/chartex" xmlns:cx1="http://schemas.microsoft.com/office/drawing/2015/9/8/chartex" xmlns:cx2="http://schemas.microsoft.com/office/drawing/2015/10/21/chartex" xmlns:cx3="http://schemas.microsoft.com/office/drawing/2016/5/9/chartex" xmlns:cx4="http://schemas.microsoft.com/office/drawing/2016/5/10/chartex" xmlns:cx5="http://schemas.microsoft.com/office/drawing/2016/5/11/chartex" xmlns:cx6="http://schemas.microsoft.com/office/drawing/2016/5/12/chartex" xmlns:cx7="http://schemas.microsoft.com/office/drawing/2016/5/13/chartex" xmlns:cx8="http://schemas.microsoft.com/office/drawing/2016/5/14/chartex" xmlns:mc="http://schemas.openxmlformats.org/markup-compatibility/2006" xmlns:aink="http://schemas.microsoft.com/office/drawing/2016/ink" xmlns:am3d="http://schemas.microsoft.com/office/drawing/2017/model3d" xmlns:o="urn:schemas-microsoft-com:office:office" xmlns:oel="http://schemas.microsoft.com/office/2019/extlst" xmlns:r="http://schemas.openxmlformats.org/officeDocument/2006/relationships" xmlns:m="http://schemas.openxmlformats.org/officeDocument/2006/math" xmlns:v="urn:schemas-microsoft-com:vml" xmlns:wp14="http://schemas.microsoft.com/office/word/2010/wordprocessingDrawing" xmlns:wp="http://schemas.openxmlformats.org/drawingml/2006/wordprocessingDrawing" xmlns:w10="urn:schemas-microsoft-com:office:word" xmlns:w="http://schemas.openxmlformats.org/wordprocessingml/2006/main" xmlns:w14="http://schemas.microsoft.com/office/word/2010/wordml" xmlns:w15="http://schemas.microsoft.com/office/word/2012/wordml" xmlns:w16cex="http://schemas.microsoft.com/office/word/2018/wordml/cex" xmlns:w16cid="http://schemas.microsoft.com/office/word/2016/wordml/cid" xmlns:w16="http://schemas.microsoft.com/office/word/2018/wordml" xmlns:w16du="http://schemas.microsoft.com/office/word/2023/wordml/word16du" xmlns:w16sdtdh="http://schemas.microsoft.com/office/word/2020/wordml/sdtdatahash" xmlns:w16sdtfl="http://schemas.microsoft.com/office/word/2024/wordml/sdtformatlock" xmlns:w16se="http://schemas.microsoft.com/office/word/2015/wordml/symex" xmlns:wpg="http://schemas.microsoft.com/office/word/2010/wordprocessingGroup" xmlns:wpi="http://schemas.microsoft.com/office/word/2010/wordprocessingInk" xmlns:wne="http://schemas.microsoft.com/office/word/2006/wordml" xmlns:wps="http://schemas.microsoft.com/office/word/2010/wordprocessingShape" mc:Ignorable="w14 w15 w16se w16cid w16 w16cex w16sdtdh w16sdtfl w16du wp14">
+<w:ftr xmlns:wpc="http://schemas.microsoft.com/office/word/2010/wordprocessingCanvas" xmlns:cx="http://schemas.microsoft.com/office/drawing/2014/chartex" xmlns:cx1="http://schemas.microsoft.com/office/drawing/2015/9/8/chartex" xmlns:cx2="http://schemas.microsoft.com/office/drawing/2015/10/21/chartex" xmlns:cx3="http://schemas.microsoft.com/office/drawing/2016/5/9/chartex" xmlns:cx4="http://schemas.microsoft.com/office/drawing/2016/5/10/chartex" xmlns:cx5="http://schemas.microsoft.com/office/drawing/2016/5/11/chartex" xmlns:cx6="http://schemas.microsoft.com/office/drawing/2016/5/12/chartex" xmlns:cx7="http://schemas.microsoft.com/office/drawing/2016/5/13/chartex" xmlns:cx8="http://schemas.microsoft.com/office/drawing/2016/5/14/chartex" xmlns:mc="http://schemas.openxmlformats.org/markup-compatibility/2006" xmlns:aink="http://schemas.microsoft.com/office/drawing/2016/ink" xmlns:am3d="http://schemas.microsoft.com/office/drawing/2017/model3d" xmlns:o="urn:schemas-microsoft-com:office:office" xmlns:oel="http://schemas.microsoft.com/office/2019/extlst" xmlns:r="http://schemas.openxmlformats.org/officeDocument/2006/relationships" xmlns:m="http://schemas.openxmlformats.org/officeDocument/2006/math" xmlns:v="urn:schemas-microsoft-com:vml" xmlns:wp14="http://schemas.microsoft.com/office/word/2010/wordprocessingDrawing" xmlns:wp="http://schemas.openxmlformats.org/drawingml/2006/wordprocessingDrawing" xmlns:w10="urn:schemas-microsoft-com:office:word" xmlns:w="http://schemas.openxmlformats.org/wordprocessingml/2006/main" xmlns:w14="http://schemas.microsoft.com/office/word/2010/wordml" xmlns:w15="http://schemas.microsoft.com/office/word/2012/wordml" xmlns:w16cei="http://schemas.microsoft.com/office/word/2026/wordml/cei" xmlns:w16cex="http://schemas.microsoft.com/office/word/2018/wordml/cex" xmlns:w16cid="http://schemas.microsoft.com/office/word/2016/wordml/cid" xmlns:w16="http://schemas.microsoft.com/office/word/2018/wordml" xmlns:w16du="http://schemas.microsoft.com/office/word/2023/wordml/word16du" xmlns:w16sdtdh="http://schemas.microsoft.com/office/word/2020/wordml/sdtdatahash" xmlns:w16sdtfl="http://schemas.microsoft.com/office/word/2024/wordml/sdtformatlock" xmlns:w16se="http://schemas.microsoft.com/office/word/2015/wordml/symex" xmlns:wpg="http://schemas.microsoft.com/office/word/2010/wordprocessingGroup" xmlns:wpi="http://schemas.microsoft.com/office/word/2010/wordprocessingInk" xmlns:wne="http://schemas.microsoft.com/office/word/2006/wordml" xmlns:wps="http://schemas.microsoft.com/office/word/2010/wordprocessingShape" mc:Ignorable="w14 w15 w16se w16cid w16 w16cex w16sdtdh w16sdtfl w16du wp14">
   <w:p>
     <w:pPr>
       <w:pStyle w:val="ab"/>
@@ -2064,7 +2241,7 @@
 </file>
 
 <file path=word/footer2.xml><?xml version="1.0" encoding="utf-8"?>
-<w:ftr xmlns:wpc="http://schemas.microsoft.com/office/word/2010/wordprocessingCanvas" xmlns:cx="http://schemas.microsoft.com/office/drawing/2014/chartex" xmlns:cx1="http://schemas.microsoft.com/office/drawing/2015/9/8/chartex" xmlns:cx2="http://schemas.microsoft.com/office/drawing/2015/10/21/chartex" xmlns:cx3="http://schemas.microsoft.com/office/drawing/2016/5/9/chartex" xmlns:cx4="http://schemas.microsoft.com/office/drawing/2016/5/10/chartex" xmlns:cx5="http://schemas.microsoft.com/office/drawing/2016/5/11/chartex" xmlns:cx6="http://schemas.microsoft.com/office/drawing/2016/5/12/chartex" xmlns:cx7="http://schemas.microsoft.com/office/drawing/2016/5/13/chartex" xmlns:cx8="http://schemas.microsoft.com/office/drawing/2016/5/14/chartex" xmlns:mc="http://schemas.openxmlformats.org/markup-compatibility/2006" xmlns:aink="http://schemas.microsoft.com/office/drawing/2016/ink" xmlns:am3d="http://schemas.microsoft.com/office/drawing/2017/model3d" xmlns:o="urn:schemas-microsoft-com:office:office" xmlns:oel="http://schemas.microsoft.com/office/2019/extlst" xmlns:r="http://schemas.openxmlformats.org/officeDocument/2006/relationships" xmlns:m="http://schemas.openxmlformats.org/officeDocument/2006/math" xmlns:v="urn:schemas-microsoft-com:vml" xmlns:wp14="http://schemas.microsoft.com/office/word/2010/wordprocessingDrawing" xmlns:wp="http://schemas.openxmlformats.org/drawingml/2006/wordprocessingDrawing" xmlns:w10="urn:schemas-microsoft-com:office:word" xmlns:w="http://schemas.openxmlformats.org/wordprocessingml/2006/main" xmlns:w14="http://schemas.microsoft.com/office/word/2010/wordml" xmlns:w15="http://schemas.microsoft.com/office/word/2012/wordml" xmlns:w16cex="http://schemas.microsoft.com/office/word/2018/wordml/cex" xmlns:w16cid="http://schemas.microsoft.com/office/word/2016/wordml/cid" xmlns:w16="http://schemas.microsoft.com/office/word/2018/wordml" xmlns:w16du="http://schemas.microsoft.com/office/word/2023/wordml/word16du" xmlns:w16sdtdh="http://schemas.microsoft.com/office/word/2020/wordml/sdtdatahash" xmlns:w16sdtfl="http://schemas.microsoft.com/office/word/2024/wordml/sdtformatlock" xmlns:w16se="http://schemas.microsoft.com/office/word/2015/wordml/symex" xmlns:wpg="http://schemas.microsoft.com/office/word/2010/wordprocessingGroup" xmlns:wpi="http://schemas.microsoft.com/office/word/2010/wordprocessingInk" xmlns:wne="http://schemas.microsoft.com/office/word/2006/wordml" xmlns:wps="http://schemas.microsoft.com/office/word/2010/wordprocessingShape" mc:Ignorable="w14 w15 w16se w16cid w16 w16cex w16sdtdh w16sdtfl w16du wp14">
+<w:ftr xmlns:wpc="http://schemas.microsoft.com/office/word/2010/wordprocessingCanvas" xmlns:cx="http://schemas.microsoft.com/office/drawing/2014/chartex" xmlns:cx1="http://schemas.microsoft.com/office/drawing/2015/9/8/chartex" xmlns:cx2="http://schemas.microsoft.com/office/drawing/2015/10/21/chartex" xmlns:cx3="http://schemas.microsoft.com/office/drawing/2016/5/9/chartex" xmlns:cx4="http://schemas.microsoft.com/office/drawing/2016/5/10/chartex" xmlns:cx5="http://schemas.microsoft.com/office/drawing/2016/5/11/chartex" xmlns:cx6="http://schemas.microsoft.com/office/drawing/2016/5/12/chartex" xmlns:cx7="http://schemas.microsoft.com/office/drawing/2016/5/13/chartex" xmlns:cx8="http://schemas.microsoft.com/office/drawing/2016/5/14/chartex" xmlns:mc="http://schemas.openxmlformats.org/markup-compatibility/2006" xmlns:aink="http://schemas.microsoft.com/office/drawing/2016/ink" xmlns:am3d="http://schemas.microsoft.com/office/drawing/2017/model3d" xmlns:o="urn:schemas-microsoft-com:office:office" xmlns:oel="http://schemas.microsoft.com/office/2019/extlst" xmlns:r="http://schemas.openxmlformats.org/officeDocument/2006/relationships" xmlns:m="http://schemas.openxmlformats.org/officeDocument/2006/math" xmlns:v="urn:schemas-microsoft-com:vml" xmlns:wp14="http://schemas.microsoft.com/office/word/2010/wordprocessingDrawing" xmlns:wp="http://schemas.openxmlformats.org/drawingml/2006/wordprocessingDrawing" xmlns:w10="urn:schemas-microsoft-com:office:word" xmlns:w="http://schemas.openxmlformats.org/wordprocessingml/2006/main" xmlns:w14="http://schemas.microsoft.com/office/word/2010/wordml" xmlns:w15="http://schemas.microsoft.com/office/word/2012/wordml" xmlns:w16cei="http://schemas.microsoft.com/office/word/2026/wordml/cei" xmlns:w16cex="http://schemas.microsoft.com/office/word/2018/wordml/cex" xmlns:w16cid="http://schemas.microsoft.com/office/word/2016/wordml/cid" xmlns:w16="http://schemas.microsoft.com/office/word/2018/wordml" xmlns:w16du="http://schemas.microsoft.com/office/word/2023/wordml/word16du" xmlns:w16sdtdh="http://schemas.microsoft.com/office/word/2020/wordml/sdtdatahash" xmlns:w16sdtfl="http://schemas.microsoft.com/office/word/2024/wordml/sdtformatlock" xmlns:w16se="http://schemas.microsoft.com/office/word/2015/wordml/symex" xmlns:wpg="http://schemas.microsoft.com/office/word/2010/wordprocessingGroup" xmlns:wpi="http://schemas.microsoft.com/office/word/2010/wordprocessingInk" xmlns:wne="http://schemas.microsoft.com/office/word/2006/wordml" xmlns:wps="http://schemas.microsoft.com/office/word/2010/wordprocessingShape" mc:Ignorable="w14 w15 w16se w16cid w16 w16cex w16sdtdh w16sdtfl w16du wp14">
   <w:p>
     <w:pPr>
       <w:pStyle w:val="ab"/>
@@ -2109,7 +2286,45 @@
 </file>
 
 <file path=word/footer3.xml><?xml version="1.0" encoding="utf-8"?>
-<w:ftr xmlns:wpc="http://schemas.microsoft.com/office/word/2010/wordprocessingCanvas" xmlns:cx="http://schemas.microsoft.com/office/drawing/2014/chartex" xmlns:cx1="http://schemas.microsoft.com/office/drawing/2015/9/8/chartex" xmlns:cx2="http://schemas.microsoft.com/office/drawing/2015/10/21/chartex" xmlns:cx3="http://schemas.microsoft.com/office/drawing/2016/5/9/chartex" xmlns:cx4="http://schemas.microsoft.com/office/drawing/2016/5/10/chartex" xmlns:cx5="http://schemas.microsoft.com/office/drawing/2016/5/11/chartex" xmlns:cx6="http://schemas.microsoft.com/office/drawing/2016/5/12/chartex" xmlns:cx7="http://schemas.microsoft.com/office/drawing/2016/5/13/chartex" xmlns:cx8="http://schemas.microsoft.com/office/drawing/2016/5/14/chartex" xmlns:mc="http://schemas.openxmlformats.org/markup-compatibility/2006" xmlns:aink="http://schemas.microsoft.com/office/drawing/2016/ink" xmlns:am3d="http://schemas.microsoft.com/office/drawing/2017/model3d" xmlns:o="urn:schemas-microsoft-com:office:office" xmlns:oel="http://schemas.microsoft.com/office/2019/extlst" xmlns:r="http://schemas.openxmlformats.org/officeDocument/2006/relationships" xmlns:m="http://schemas.openxmlformats.org/officeDocument/2006/math" xmlns:v="urn:schemas-microsoft-com:vml" xmlns:wp14="http://schemas.microsoft.com/office/word/2010/wordprocessingDrawing" xmlns:wp="http://schemas.openxmlformats.org/drawingml/2006/wordprocessingDrawing" xmlns:w10="urn:schemas-microsoft-com:office:word" xmlns:w="http://schemas.openxmlformats.org/wordprocessingml/2006/main" xmlns:w14="http://schemas.microsoft.com/office/word/2010/wordml" xmlns:w15="http://schemas.microsoft.com/office/word/2012/wordml" xmlns:w16cex="http://schemas.microsoft.com/office/word/2018/wordml/cex" xmlns:w16cid="http://schemas.microsoft.com/office/word/2016/wordml/cid" xmlns:w16="http://schemas.microsoft.com/office/word/2018/wordml" xmlns:w16du="http://schemas.microsoft.com/office/word/2023/wordml/word16du" xmlns:w16sdtdh="http://schemas.microsoft.com/office/word/2020/wordml/sdtdatahash" xmlns:w16sdtfl="http://schemas.microsoft.com/office/word/2024/wordml/sdtformatlock" xmlns:w16se="http://schemas.microsoft.com/office/word/2015/wordml/symex" xmlns:wpg="http://schemas.microsoft.com/office/word/2010/wordprocessingGroup" xmlns:wpi="http://schemas.microsoft.com/office/word/2010/wordprocessingInk" xmlns:wne="http://schemas.microsoft.com/office/word/2006/wordml" xmlns:wps="http://schemas.microsoft.com/office/word/2010/wordprocessingShape" mc:Ignorable="w14 w15 w16se w16cid w16 w16cex w16sdtdh w16sdtfl w16du wp14">
+<w:ftr xmlns:wpc="http://schemas.microsoft.com/office/word/2010/wordprocessingCanvas" xmlns:cx="http://schemas.microsoft.com/office/drawing/2014/chartex" xmlns:cx1="http://schemas.microsoft.com/office/drawing/2015/9/8/chartex" xmlns:cx2="http://schemas.microsoft.com/office/drawing/2015/10/21/chartex" xmlns:cx3="http://schemas.microsoft.com/office/drawing/2016/5/9/chartex" xmlns:cx4="http://schemas.microsoft.com/office/drawing/2016/5/10/chartex" xmlns:cx5="http://schemas.microsoft.com/office/drawing/2016/5/11/chartex" xmlns:cx6="http://schemas.microsoft.com/office/drawing/2016/5/12/chartex" xmlns:cx7="http://schemas.microsoft.com/office/drawing/2016/5/13/chartex" xmlns:cx8="http://schemas.microsoft.com/office/drawing/2016/5/14/chartex" xmlns:mc="http://schemas.openxmlformats.org/markup-compatibility/2006" xmlns:aink="http://schemas.microsoft.com/office/drawing/2016/ink" xmlns:am3d="http://schemas.microsoft.com/office/drawing/2017/model3d" xmlns:o="urn:schemas-microsoft-com:office:office" xmlns:oel="http://schemas.microsoft.com/office/2019/extlst" xmlns:r="http://schemas.openxmlformats.org/officeDocument/2006/relationships" xmlns:m="http://schemas.openxmlformats.org/officeDocument/2006/math" xmlns:v="urn:schemas-microsoft-com:vml" xmlns:wp14="http://schemas.microsoft.com/office/word/2010/wordprocessingDrawing" xmlns:wp="http://schemas.openxmlformats.org/drawingml/2006/wordprocessingDrawing" xmlns:w10="urn:schemas-microsoft-com:office:word" xmlns:w="http://schemas.openxmlformats.org/wordprocessingml/2006/main" xmlns:w14="http://schemas.microsoft.com/office/word/2010/wordml" xmlns:w15="http://schemas.microsoft.com/office/word/2012/wordml" xmlns:w16cei="http://schemas.microsoft.com/office/word/2026/wordml/cei" xmlns:w16cex="http://schemas.microsoft.com/office/word/2018/wordml/cex" xmlns:w16cid="http://schemas.microsoft.com/office/word/2016/wordml/cid" xmlns:w16="http://schemas.microsoft.com/office/word/2018/wordml" xmlns:w16du="http://schemas.microsoft.com/office/word/2023/wordml/word16du" xmlns:w16sdtdh="http://schemas.microsoft.com/office/word/2020/wordml/sdtdatahash" xmlns:w16sdtfl="http://schemas.microsoft.com/office/word/2024/wordml/sdtformatlock" xmlns:w16se="http://schemas.microsoft.com/office/word/2015/wordml/symex" xmlns:wpg="http://schemas.microsoft.com/office/word/2010/wordprocessingGroup" xmlns:wpi="http://schemas.microsoft.com/office/word/2010/wordprocessingInk" xmlns:wne="http://schemas.microsoft.com/office/word/2006/wordml" xmlns:wps="http://schemas.microsoft.com/office/word/2010/wordprocessingShape" mc:Ignorable="w14 w15 w16se w16cid w16 w16cex w16sdtdh w16sdtfl w16du wp14">
+  <w:sdt>
+    <w:sdtPr>
+      <w:id w:val="725494116"/>
+      <w:docPartObj>
+        <w:docPartGallery w:val="Page Numbers (Bottom of Page)"/>
+        <w:docPartUnique/>
+      </w:docPartObj>
+    </w:sdtPr>
+    <w:sdtContent>
+      <w:p>
+        <w:pPr>
+          <w:pStyle w:val="ab"/>
+          <w:jc w:val="center"/>
+          <w:rPr>
+            <w:rFonts w:hint="eastAsia"/>
+          </w:rPr>
+        </w:pPr>
+        <w:r>
+          <w:fldChar w:fldCharType="begin"/>
+        </w:r>
+        <w:r>
+          <w:instrText>PAGE   \* MERGEFORMAT</w:instrText>
+        </w:r>
+        <w:r>
+          <w:fldChar w:fldCharType="separate"/>
+        </w:r>
+        <w:r>
+          <w:rPr>
+            <w:lang w:val="zh-CN"/>
+          </w:rPr>
+          <w:t>2</w:t>
+        </w:r>
+        <w:r>
+          <w:fldChar w:fldCharType="end"/>
+        </w:r>
+      </w:p>
+    </w:sdtContent>
+  </w:sdt>
   <w:p>
     <w:pPr>
       <w:pStyle w:val="ab"/>
@@ -2120,7 +2335,7 @@
 </file>
 
 <file path=word/footer4.xml><?xml version="1.0" encoding="utf-8"?>
-<w:ftr xmlns:wpc="http://schemas.microsoft.com/office/word/2010/wordprocessingCanvas" xmlns:cx="http://schemas.microsoft.com/office/drawing/2014/chartex" xmlns:cx1="http://schemas.microsoft.com/office/drawing/2015/9/8/chartex" xmlns:cx2="http://schemas.microsoft.com/office/drawing/2015/10/21/chartex" xmlns:cx3="http://schemas.microsoft.com/office/drawing/2016/5/9/chartex" xmlns:cx4="http://schemas.microsoft.com/office/drawing/2016/5/10/chartex" xmlns:cx5="http://schemas.microsoft.com/office/drawing/2016/5/11/chartex" xmlns:cx6="http://schemas.microsoft.com/office/drawing/2016/5/12/chartex" xmlns:cx7="http://schemas.microsoft.com/office/drawing/2016/5/13/chartex" xmlns:cx8="http://schemas.microsoft.com/office/drawing/2016/5/14/chartex" xmlns:mc="http://schemas.openxmlformats.org/markup-compatibility/2006" xmlns:aink="http://schemas.microsoft.com/office/drawing/2016/ink" xmlns:am3d="http://schemas.microsoft.com/office/drawing/2017/model3d" xmlns:o="urn:schemas-microsoft-com:office:office" xmlns:oel="http://schemas.microsoft.com/office/2019/extlst" xmlns:r="http://schemas.openxmlformats.org/officeDocument/2006/relationships" xmlns:m="http://schemas.openxmlformats.org/officeDocument/2006/math" xmlns:v="urn:schemas-microsoft-com:vml" xmlns:wp14="http://schemas.microsoft.com/office/word/2010/wordprocessingDrawing" xmlns:wp="http://schemas.openxmlformats.org/drawingml/2006/wordprocessingDrawing" xmlns:w10="urn:schemas-microsoft-com:office:word" xmlns:w="http://schemas.openxmlformats.org/wordprocessingml/2006/main" xmlns:w14="http://schemas.microsoft.com/office/word/2010/wordml" xmlns:w15="http://schemas.microsoft.com/office/word/2012/wordml" xmlns:w16cex="http://schemas.microsoft.com/office/word/2018/wordml/cex" xmlns:w16cid="http://schemas.microsoft.com/office/word/2016/wordml/cid" xmlns:w16="http://schemas.microsoft.com/office/word/2018/wordml" xmlns:w16du="http://schemas.microsoft.com/office/word/2023/wordml/word16du" xmlns:w16sdtdh="http://schemas.microsoft.com/office/word/2020/wordml/sdtdatahash" xmlns:w16sdtfl="http://schemas.microsoft.com/office/word/2024/wordml/sdtformatlock" xmlns:w16se="http://schemas.microsoft.com/office/word/2015/wordml/symex" xmlns:wpg="http://schemas.microsoft.com/office/word/2010/wordprocessingGroup" xmlns:wpi="http://schemas.microsoft.com/office/word/2010/wordprocessingInk" xmlns:wne="http://schemas.microsoft.com/office/word/2006/wordml" xmlns:wps="http://schemas.microsoft.com/office/word/2010/wordprocessingShape" mc:Ignorable="w14 w15 w16se w16cid w16 w16cex w16sdtdh w16sdtfl w16du wp14">
+<w:ftr xmlns:wpc="http://schemas.microsoft.com/office/word/2010/wordprocessingCanvas" xmlns:cx="http://schemas.microsoft.com/office/drawing/2014/chartex" xmlns:cx1="http://schemas.microsoft.com/office/drawing/2015/9/8/chartex" xmlns:cx2="http://schemas.microsoft.com/office/drawing/2015/10/21/chartex" xmlns:cx3="http://schemas.microsoft.com/office/drawing/2016/5/9/chartex" xmlns:cx4="http://schemas.microsoft.com/office/drawing/2016/5/10/chartex" xmlns:cx5="http://schemas.microsoft.com/office/drawing/2016/5/11/chartex" xmlns:cx6="http://schemas.microsoft.com/office/drawing/2016/5/12/chartex" xmlns:cx7="http://schemas.microsoft.com/office/drawing/2016/5/13/chartex" xmlns:cx8="http://schemas.microsoft.com/office/drawing/2016/5/14/chartex" xmlns:mc="http://schemas.openxmlformats.org/markup-compatibility/2006" xmlns:aink="http://schemas.microsoft.com/office/drawing/2016/ink" xmlns:am3d="http://schemas.microsoft.com/office/drawing/2017/model3d" xmlns:o="urn:schemas-microsoft-com:office:office" xmlns:oel="http://schemas.microsoft.com/office/2019/extlst" xmlns:r="http://schemas.openxmlformats.org/officeDocument/2006/relationships" xmlns:m="http://schemas.openxmlformats.org/officeDocument/2006/math" xmlns:v="urn:schemas-microsoft-com:vml" xmlns:wp14="http://schemas.microsoft.com/office/word/2010/wordprocessingDrawing" xmlns:wp="http://schemas.openxmlformats.org/drawingml/2006/wordprocessingDrawing" xmlns:w10="urn:schemas-microsoft-com:office:word" xmlns:w="http://schemas.openxmlformats.org/wordprocessingml/2006/main" xmlns:w14="http://schemas.microsoft.com/office/word/2010/wordml" xmlns:w15="http://schemas.microsoft.com/office/word/2012/wordml" xmlns:w16cei="http://schemas.microsoft.com/office/word/2026/wordml/cei" xmlns:w16cex="http://schemas.microsoft.com/office/word/2018/wordml/cex" xmlns:w16cid="http://schemas.microsoft.com/office/word/2016/wordml/cid" xmlns:w16="http://schemas.microsoft.com/office/word/2018/wordml" xmlns:w16du="http://schemas.microsoft.com/office/word/2023/wordml/word16du" xmlns:w16sdtdh="http://schemas.microsoft.com/office/word/2020/wordml/sdtdatahash" xmlns:w16sdtfl="http://schemas.microsoft.com/office/word/2024/wordml/sdtformatlock" xmlns:w16se="http://schemas.microsoft.com/office/word/2015/wordml/symex" xmlns:wpg="http://schemas.microsoft.com/office/word/2010/wordprocessingGroup" xmlns:wpi="http://schemas.microsoft.com/office/word/2010/wordprocessingInk" xmlns:wne="http://schemas.microsoft.com/office/word/2006/wordml" xmlns:wps="http://schemas.microsoft.com/office/word/2010/wordprocessingShape" mc:Ignorable="w14 w15 w16se w16cid w16 w16cex w16sdtdh w16sdtfl w16du wp14">
   <w:sdt>
     <w:sdtPr>
       <w:id w:val="1456519680"/>
@@ -2165,7 +2380,7 @@
 </file>
 
 <file path=word/footnotes.xml><?xml version="1.0" encoding="utf-8"?>
-<w:footnotes xmlns:wpc="http://schemas.microsoft.com/office/word/2010/wordprocessingCanvas" xmlns:cx="http://schemas.microsoft.com/office/drawing/2014/chartex" xmlns:cx1="http://schemas.microsoft.com/office/drawing/2015/9/8/chartex" xmlns:cx2="http://schemas.microsoft.com/office/drawing/2015/10/21/chartex" xmlns:cx3="http://schemas.microsoft.com/office/drawing/2016/5/9/chartex" xmlns:cx4="http://schemas.microsoft.com/office/drawing/2016/5/10/chartex" xmlns:cx5="http://schemas.microsoft.com/office/drawing/2016/5/11/chartex" xmlns:cx6="http://schemas.microsoft.com/office/drawing/2016/5/12/chartex" xmlns:cx7="http://schemas.microsoft.com/office/drawing/2016/5/13/chartex" xmlns:cx8="http://schemas.microsoft.com/office/drawing/2016/5/14/chartex" xmlns:mc="http://schemas.openxmlformats.org/markup-compatibility/2006" xmlns:aink="http://schemas.microsoft.com/office/drawing/2016/ink" xmlns:am3d="http://schemas.microsoft.com/office/drawing/2017/model3d" xmlns:o="urn:schemas-microsoft-com:office:office" xmlns:oel="http://schemas.microsoft.com/office/2019/extlst" xmlns:r="http://schemas.openxmlformats.org/officeDocument/2006/relationships" xmlns:m="http://schemas.openxmlformats.org/officeDocument/2006/math" xmlns:v="urn:schemas-microsoft-com:vml" xmlns:wp14="http://schemas.microsoft.com/office/word/2010/wordprocessingDrawing" xmlns:wp="http://schemas.openxmlformats.org/drawingml/2006/wordprocessingDrawing" xmlns:w10="urn:schemas-microsoft-com:office:word" xmlns:w="http://schemas.openxmlformats.org/wordprocessingml/2006/main" xmlns:w14="http://schemas.microsoft.com/office/word/2010/wordml" xmlns:w15="http://schemas.microsoft.com/office/word/2012/wordml" xmlns:w16cex="http://schemas.microsoft.com/office/word/2018/wordml/cex" xmlns:w16cid="http://schemas.microsoft.com/office/word/2016/wordml/cid" xmlns:w16="http://schemas.microsoft.com/office/word/2018/wordml" xmlns:w16du="http://schemas.microsoft.com/office/word/2023/wordml/word16du" xmlns:w16sdtdh="http://schemas.microsoft.com/office/word/2020/wordml/sdtdatahash" xmlns:w16sdtfl="http://schemas.microsoft.com/office/word/2024/wordml/sdtformatlock" xmlns:w16se="http://schemas.microsoft.com/office/word/2015/wordml/symex" xmlns:wpg="http://schemas.microsoft.com/office/word/2010/wordprocessingGroup" xmlns:wpi="http://schemas.microsoft.com/office/word/2010/wordprocessingInk" xmlns:wne="http://schemas.microsoft.com/office/word/2006/wordml" xmlns:wps="http://schemas.microsoft.com/office/word/2010/wordprocessingShape" mc:Ignorable="w14 w15 w16se w16cid w16 w16cex w16sdtdh w16sdtfl w16du wp14">
+<w:footnotes xmlns:wpc="http://schemas.microsoft.com/office/word/2010/wordprocessingCanvas" xmlns:cx="http://schemas.microsoft.com/office/drawing/2014/chartex" xmlns:cx1="http://schemas.microsoft.com/office/drawing/2015/9/8/chartex" xmlns:cx2="http://schemas.microsoft.com/office/drawing/2015/10/21/chartex" xmlns:cx3="http://schemas.microsoft.com/office/drawing/2016/5/9/chartex" xmlns:cx4="http://schemas.microsoft.com/office/drawing/2016/5/10/chartex" xmlns:cx5="http://schemas.microsoft.com/office/drawing/2016/5/11/chartex" xmlns:cx6="http://schemas.microsoft.com/office/drawing/2016/5/12/chartex" xmlns:cx7="http://schemas.microsoft.com/office/drawing/2016/5/13/chartex" xmlns:cx8="http://schemas.microsoft.com/office/drawing/2016/5/14/chartex" xmlns:mc="http://schemas.openxmlformats.org/markup-compatibility/2006" xmlns:aink="http://schemas.microsoft.com/office/drawing/2016/ink" xmlns:am3d="http://schemas.microsoft.com/office/drawing/2017/model3d" xmlns:o="urn:schemas-microsoft-com:office:office" xmlns:oel="http://schemas.microsoft.com/office/2019/extlst" xmlns:r="http://schemas.openxmlformats.org/officeDocument/2006/relationships" xmlns:m="http://schemas.openxmlformats.org/officeDocument/2006/math" xmlns:v="urn:schemas-microsoft-com:vml" xmlns:wp14="http://schemas.microsoft.com/office/word/2010/wordprocessingDrawing" xmlns:wp="http://schemas.openxmlformats.org/drawingml/2006/wordprocessingDrawing" xmlns:w10="urn:schemas-microsoft-com:office:word" xmlns:w="http://schemas.openxmlformats.org/wordprocessingml/2006/main" xmlns:w14="http://schemas.microsoft.com/office/word/2010/wordml" xmlns:w15="http://schemas.microsoft.com/office/word/2012/wordml" xmlns:w16cei="http://schemas.microsoft.com/office/word/2026/wordml/cei" xmlns:w16cex="http://schemas.microsoft.com/office/word/2018/wordml/cex" xmlns:w16cid="http://schemas.microsoft.com/office/word/2016/wordml/cid" xmlns:w16="http://schemas.microsoft.com/office/word/2018/wordml" xmlns:w16du="http://schemas.microsoft.com/office/word/2023/wordml/word16du" xmlns:w16sdtdh="http://schemas.microsoft.com/office/word/2020/wordml/sdtdatahash" xmlns:w16sdtfl="http://schemas.microsoft.com/office/word/2024/wordml/sdtformatlock" xmlns:w16se="http://schemas.microsoft.com/office/word/2015/wordml/symex" xmlns:wpg="http://schemas.microsoft.com/office/word/2010/wordprocessingGroup" xmlns:wpi="http://schemas.microsoft.com/office/word/2010/wordprocessingInk" xmlns:wne="http://schemas.microsoft.com/office/word/2006/wordml" xmlns:wps="http://schemas.microsoft.com/office/word/2010/wordprocessingShape" mc:Ignorable="w14 w15 w16se w16cid w16 w16cex w16sdtdh w16sdtfl w16du wp14">
   <w:footnote w:type="separator" w:id="-1">
     <w:p>
       <w:pPr>
@@ -2190,7 +2405,7 @@
 </file>
 
 <file path=word/numbering.xml><?xml version="1.0" encoding="utf-8"?>
-<w:numbering xmlns:wpc="http://schemas.microsoft.com/office/word/2010/wordprocessingCanvas" xmlns:cx="http://schemas.microsoft.com/office/drawing/2014/chartex" xmlns:cx1="http://schemas.microsoft.com/office/drawing/2015/9/8/chartex" xmlns:cx2="http://schemas.microsoft.com/office/drawing/2015/10/21/chartex" xmlns:cx3="http://schemas.microsoft.com/office/drawing/2016/5/9/chartex" xmlns:cx4="http://schemas.microsoft.com/office/drawing/2016/5/10/chartex" xmlns:cx5="http://schemas.microsoft.com/office/drawing/2016/5/11/chartex" xmlns:cx6="http://schemas.microsoft.com/office/drawing/2016/5/12/chartex" xmlns:cx7="http://schemas.microsoft.com/office/drawing/2016/5/13/chartex" xmlns:cx8="http://schemas.microsoft.com/office/drawing/2016/5/14/chartex" xmlns:mc="http://schemas.openxmlformats.org/markup-compatibility/2006" xmlns:aink="http://schemas.microsoft.com/office/drawing/2016/ink" xmlns:am3d="http://schemas.microsoft.com/office/drawing/2017/model3d" xmlns:o="urn:schemas-microsoft-com:office:office" xmlns:oel="http://schemas.microsoft.com/office/2019/extlst" xmlns:r="http://schemas.openxmlformats.org/officeDocument/2006/relationships" xmlns:m="http://schemas.openxmlformats.org/officeDocument/2006/math" xmlns:v="urn:schemas-microsoft-com:vml" xmlns:wp14="http://schemas.microsoft.com/office/word/2010/wordprocessingDrawing" xmlns:wp="http://schemas.openxmlformats.org/drawingml/2006/wordprocessingDrawing" xmlns:w10="urn:schemas-microsoft-com:office:word" xmlns:w="http://schemas.openxmlformats.org/wordprocessingml/2006/main" xmlns:w14="http://schemas.microsoft.com/office/word/2010/wordml" xmlns:w15="http://schemas.microsoft.com/office/word/2012/wordml" xmlns:w16cex="http://schemas.microsoft.com/office/word/2018/wordml/cex" xmlns:w16cid="http://schemas.microsoft.com/office/word/2016/wordml/cid" xmlns:w16="http://schemas.microsoft.com/office/word/2018/wordml" xmlns:w16du="http://schemas.microsoft.com/office/word/2023/wordml/word16du" xmlns:w16sdtdh="http://schemas.microsoft.com/office/word/2020/wordml/sdtdatahash" xmlns:w16sdtfl="http://schemas.microsoft.com/office/word/2024/wordml/sdtformatlock" xmlns:w16se="http://schemas.microsoft.com/office/word/2015/wordml/symex" xmlns:wpg="http://schemas.microsoft.com/office/word/2010/wordprocessingGroup" xmlns:wpi="http://schemas.microsoft.com/office/word/2010/wordprocessingInk" xmlns:wne="http://schemas.microsoft.com/office/word/2006/wordml" xmlns:wps="http://schemas.microsoft.com/office/word/2010/wordprocessingShape" mc:Ignorable="w14 w15 w16se w16cid w16 w16cex w16sdtdh w16sdtfl w16du wp14">
+<w:numbering xmlns:wpc="http://schemas.microsoft.com/office/word/2010/wordprocessingCanvas" xmlns:cx="http://schemas.microsoft.com/office/drawing/2014/chartex" xmlns:cx1="http://schemas.microsoft.com/office/drawing/2015/9/8/chartex" xmlns:cx2="http://schemas.microsoft.com/office/drawing/2015/10/21/chartex" xmlns:cx3="http://schemas.microsoft.com/office/drawing/2016/5/9/chartex" xmlns:cx4="http://schemas.microsoft.com/office/drawing/2016/5/10/chartex" xmlns:cx5="http://schemas.microsoft.com/office/drawing/2016/5/11/chartex" xmlns:cx6="http://schemas.microsoft.com/office/drawing/2016/5/12/chartex" xmlns:cx7="http://schemas.microsoft.com/office/drawing/2016/5/13/chartex" xmlns:cx8="http://schemas.microsoft.com/office/drawing/2016/5/14/chartex" xmlns:mc="http://schemas.openxmlformats.org/markup-compatibility/2006" xmlns:aink="http://schemas.microsoft.com/office/drawing/2016/ink" xmlns:am3d="http://schemas.microsoft.com/office/drawing/2017/model3d" xmlns:o="urn:schemas-microsoft-com:office:office" xmlns:oel="http://schemas.microsoft.com/office/2019/extlst" xmlns:r="http://schemas.openxmlformats.org/officeDocument/2006/relationships" xmlns:m="http://schemas.openxmlformats.org/officeDocument/2006/math" xmlns:v="urn:schemas-microsoft-com:vml" xmlns:wp14="http://schemas.microsoft.com/office/word/2010/wordprocessingDrawing" xmlns:wp="http://schemas.openxmlformats.org/drawingml/2006/wordprocessingDrawing" xmlns:w10="urn:schemas-microsoft-com:office:word" xmlns:w="http://schemas.openxmlformats.org/wordprocessingml/2006/main" xmlns:w14="http://schemas.microsoft.com/office/word/2010/wordml" xmlns:w15="http://schemas.microsoft.com/office/word/2012/wordml" xmlns:w16cei="http://schemas.microsoft.com/office/word/2026/wordml/cei" xmlns:w16cex="http://schemas.microsoft.com/office/word/2018/wordml/cex" xmlns:w16cid="http://schemas.microsoft.com/office/word/2016/wordml/cid" xmlns:w16="http://schemas.microsoft.com/office/word/2018/wordml" xmlns:w16du="http://schemas.microsoft.com/office/word/2023/wordml/word16du" xmlns:w16sdtdh="http://schemas.microsoft.com/office/word/2020/wordml/sdtdatahash" xmlns:w16sdtfl="http://schemas.microsoft.com/office/word/2024/wordml/sdtformatlock" xmlns:w16se="http://schemas.microsoft.com/office/word/2015/wordml/symex" xmlns:wpg="http://schemas.microsoft.com/office/word/2010/wordprocessingGroup" xmlns:wpi="http://schemas.microsoft.com/office/word/2010/wordprocessingInk" xmlns:wne="http://schemas.microsoft.com/office/word/2006/wordml" xmlns:wps="http://schemas.microsoft.com/office/word/2010/wordprocessingShape" mc:Ignorable="w14 w15 w16se w16cid w16 w16cex w16sdtdh w16sdtfl w16du wp14">
   <w:abstractNum w:abstractNumId="0" w15:restartNumberingAfterBreak="0">
     <w:nsid w:val="0000A990"/>
     <w:multiLevelType w:val="multilevel"/>
@@ -2850,7 +3065,7 @@
     <w:lsdException w:name="footnote text" w:semiHidden="1" w:unhideWhenUsed="1"/>
     <w:lsdException w:name="annotation text" w:semiHidden="1" w:unhideWhenUsed="1"/>
     <w:lsdException w:name="header" w:semiHidden="1" w:uiPriority="0" w:unhideWhenUsed="1" w:qFormat="1"/>
-    <w:lsdException w:name="footer" w:semiHidden="1" w:uiPriority="0" w:unhideWhenUsed="1" w:qFormat="1"/>
+    <w:lsdException w:name="footer" w:semiHidden="1" w:unhideWhenUsed="1" w:qFormat="1"/>
     <w:lsdException w:name="index heading" w:semiHidden="1" w:unhideWhenUsed="1"/>
     <w:lsdException w:name="caption" w:semiHidden="1" w:uiPriority="35" w:unhideWhenUsed="1" w:qFormat="1"/>
     <w:lsdException w:name="table of figures" w:semiHidden="1" w:unhideWhenUsed="1"/>
@@ -3329,6 +3544,7 @@
   <w:style w:type="character" w:default="1" w:styleId="a0">
     <w:name w:val="Default Paragraph Font"/>
     <w:uiPriority w:val="1"/>
+    <w:semiHidden/>
     <w:unhideWhenUsed/>
   </w:style>
   <w:style w:type="table" w:default="1" w:styleId="a1">
@@ -3467,6 +3683,7 @@
     <w:name w:val="footer"/>
     <w:basedOn w:val="a"/>
     <w:link w:val="ac"/>
+    <w:uiPriority w:val="99"/>
     <w:unhideWhenUsed/>
     <w:qFormat/>
     <w:rsid w:val="007F4554"/>
